--- a/assets/Partners/Optium/Optium - IN 42/IN 42.docx
+++ b/assets/Partners/Optium/Optium - IN 42/IN 42.docx
@@ -1,6 +1,6 @@
 
 <file path=word/document.xml><?xml version="1.0" encoding="utf-8"?>
-<w:document xmlns:wpc="http://schemas.microsoft.com/office/word/2010/wordprocessingCanvas" xmlns:cx="http://schemas.microsoft.com/office/drawing/2014/chartex" xmlns:cx1="http://schemas.microsoft.com/office/drawing/2015/9/8/chartex" xmlns:cx2="http://schemas.microsoft.com/office/drawing/2015/10/21/chartex" xmlns:cx3="http://schemas.microsoft.com/office/drawing/2016/5/9/chartex" xmlns:cx4="http://schemas.microsoft.com/office/drawing/2016/5/10/chartex" xmlns:cx5="http://schemas.microsoft.com/office/drawing/2016/5/11/chartex" xmlns:cx6="http://schemas.microsoft.com/office/drawing/2016/5/12/chartex" xmlns:cx7="http://schemas.microsoft.com/office/drawing/2016/5/13/chartex" xmlns:cx8="http://schemas.microsoft.com/office/drawing/2016/5/14/chartex" xmlns:mc="http://schemas.openxmlformats.org/markup-compatibility/2006" xmlns:aink="http://schemas.microsoft.com/office/drawing/2016/ink" xmlns:am3d="http://schemas.microsoft.com/office/drawing/2017/model3d" xmlns:o="urn:schemas-microsoft-com:office:office" xmlns:oel="http://schemas.microsoft.com/office/2019/extlst" xmlns:r="http://schemas.openxmlformats.org/officeDocument/2006/relationships" xmlns:m="http://schemas.openxmlformats.org/officeDocument/2006/math" xmlns:v="urn:schemas-microsoft-com:vml" xmlns:wp14="http://schemas.microsoft.com/office/word/2010/wordprocessingDrawing" xmlns:wp="http://schemas.openxmlformats.org/drawingml/2006/wordprocessingDrawing" xmlns:w10="urn:schemas-microsoft-com:office:word" xmlns:w="http://schemas.openxmlformats.org/wordprocessingml/2006/main" xmlns:w14="http://schemas.microsoft.com/office/word/2010/wordml" xmlns:w15="http://schemas.microsoft.com/office/word/2012/wordml" xmlns:w16cex="http://schemas.microsoft.com/office/word/2018/wordml/cex" xmlns:w16cid="http://schemas.microsoft.com/office/word/2016/wordml/cid" xmlns:w16="http://schemas.microsoft.com/office/word/2018/wordml" xmlns:w16du="http://schemas.microsoft.com/office/word/2023/wordml/word16du" xmlns:w16sdtdh="http://schemas.microsoft.com/office/word/2020/wordml/sdtdatahash" xmlns:w16sdtfl="http://schemas.microsoft.com/office/word/2024/wordml/sdtformatlock" xmlns:w16se="http://schemas.microsoft.com/office/word/2015/wordml/symex" xmlns:wpg="http://schemas.microsoft.com/office/word/2010/wordprocessingGroup" xmlns:wpi="http://schemas.microsoft.com/office/word/2010/wordprocessingInk" xmlns:wne="http://schemas.microsoft.com/office/word/2006/wordml" xmlns:wps="http://schemas.microsoft.com/office/word/2010/wordprocessingShape" mc:Ignorable="w14 w15 w16se w16cid w16 w16cex w16sdtdh w16sdtfl w16du wp14">
+<w:document xmlns:wpc="http://schemas.microsoft.com/office/word/2010/wordprocessingCanvas" xmlns:cx="http://schemas.microsoft.com/office/drawing/2014/chartex" xmlns:cx1="http://schemas.microsoft.com/office/drawing/2015/9/8/chartex" xmlns:cx2="http://schemas.microsoft.com/office/drawing/2015/10/21/chartex" xmlns:cx3="http://schemas.microsoft.com/office/drawing/2016/5/9/chartex" xmlns:cx4="http://schemas.microsoft.com/office/drawing/2016/5/10/chartex" xmlns:cx5="http://schemas.microsoft.com/office/drawing/2016/5/11/chartex" xmlns:cx6="http://schemas.microsoft.com/office/drawing/2016/5/12/chartex" xmlns:cx7="http://schemas.microsoft.com/office/drawing/2016/5/13/chartex" xmlns:cx8="http://schemas.microsoft.com/office/drawing/2016/5/14/chartex" xmlns:mc="http://schemas.openxmlformats.org/markup-compatibility/2006" xmlns:aink="http://schemas.microsoft.com/office/drawing/2016/ink" xmlns:am3d="http://schemas.microsoft.com/office/drawing/2017/model3d" xmlns:o="urn:schemas-microsoft-com:office:office" xmlns:r="http://schemas.openxmlformats.org/officeDocument/2006/relationships" xmlns:m="http://schemas.openxmlformats.org/officeDocument/2006/math" xmlns:v="urn:schemas-microsoft-com:vml" xmlns:wp14="http://schemas.microsoft.com/office/word/2010/wordprocessingDrawing" xmlns:wp="http://schemas.openxmlformats.org/drawingml/2006/wordprocessingDrawing" xmlns:w10="urn:schemas-microsoft-com:office:word" xmlns:w="http://schemas.openxmlformats.org/wordprocessingml/2006/main" xmlns:w14="http://schemas.microsoft.com/office/word/2010/wordml" xmlns:w15="http://schemas.microsoft.com/office/word/2012/wordml" xmlns:w16cid="http://schemas.microsoft.com/office/word/2016/wordml/cid" xmlns:w16se="http://schemas.microsoft.com/office/word/2015/wordml/symex" xmlns:wpg="http://schemas.microsoft.com/office/word/2010/wordprocessingGroup" xmlns:wpi="http://schemas.microsoft.com/office/word/2010/wordprocessingInk" xmlns:wne="http://schemas.microsoft.com/office/word/2006/wordml" xmlns:wps="http://schemas.microsoft.com/office/word/2010/wordprocessingShape" mc:Ignorable="w14 w15 w16se w16cid wp14">
   <w:body>
     <w:p>
       <w:r>
@@ -34,7 +34,15 @@
         </w:numPr>
       </w:pPr>
       <w:r>
-        <w:t>Electrical operated backrest, height and legrest adjustment</w:t>
+        <w:t xml:space="preserve">Electrical operated backrest, height and </w:t>
+      </w:r>
+      <w:proofErr w:type="spellStart"/>
+      <w:r>
+        <w:t>legrest</w:t>
+      </w:r>
+      <w:proofErr w:type="spellEnd"/>
+      <w:r>
+        <w:t xml:space="preserve"> adjustment</w:t>
       </w:r>
     </w:p>
     <w:p>
@@ -132,8 +140,13 @@
           <w:numId w:val="10"/>
         </w:numPr>
       </w:pPr>
+      <w:proofErr w:type="gramStart"/>
       <w:r>
-        <w:t>Easy removable ABS mattress platform</w:t>
+        <w:t>Easy</w:t>
+      </w:r>
+      <w:proofErr w:type="gramEnd"/>
+      <w:r>
+        <w:t xml:space="preserve"> removable ABS mattress platform</w:t>
       </w:r>
     </w:p>
     <w:p>
@@ -276,7 +289,6 @@
         </w:numPr>
       </w:pPr>
       <w:r>
-        <w:lastRenderedPageBreak/>
         <w:t>Electronic CPR with single button</w:t>
       </w:r>
     </w:p>
@@ -288,6 +300,7 @@
         </w:numPr>
       </w:pPr>
       <w:r>
+        <w:lastRenderedPageBreak/>
         <w:t>Activation key at remote control to prevent any undesired positions</w:t>
       </w:r>
     </w:p>
@@ -632,8 +645,13 @@
             <w:hideMark/>
           </w:tcPr>
           <w:p>
+            <w:proofErr w:type="gramStart"/>
             <w:r>
-              <w:t>Trendelenburg : 0°-16°</w:t>
+              <w:t>Trendelenburg :</w:t>
+            </w:r>
+            <w:proofErr w:type="gramEnd"/>
+            <w:r>
+              <w:t xml:space="preserve"> 0°-16°</w:t>
             </w:r>
           </w:p>
         </w:tc>
@@ -792,8 +810,13 @@
             <w:hideMark/>
           </w:tcPr>
           <w:p>
+            <w:proofErr w:type="spellStart"/>
             <w:r>
-              <w:t>Legrest Angle: 0°-35°</w:t>
+              <w:t>Legrest</w:t>
+            </w:r>
+            <w:proofErr w:type="spellEnd"/>
+            <w:r>
+              <w:t xml:space="preserve"> Angle: 0°-35°</w:t>
             </w:r>
           </w:p>
         </w:tc>
@@ -818,1387 +841,9 @@
       </w:tr>
     </w:tbl>
     <w:p>
-      <w:r>
-        <w:drawing>
-          <wp:inline distT="0" distB="0" distL="0" distR="0" wp14:anchorId="075D8AC4" wp14:editId="4B03D343">
-            <wp:extent cx="5943600" cy="1307465"/>
-            <wp:effectExtent l="0" t="0" r="0" b="6985"/>
-            <wp:docPr id="951498590" name="Picture 486"/>
-            <wp:cNvGraphicFramePr>
-              <a:graphicFrameLocks xmlns:a="http://schemas.openxmlformats.org/drawingml/2006/main" noChangeAspect="1"/>
-            </wp:cNvGraphicFramePr>
-            <a:graphic xmlns:a="http://schemas.openxmlformats.org/drawingml/2006/main">
-              <a:graphicData uri="http://schemas.openxmlformats.org/drawingml/2006/picture">
-                <pic:pic xmlns:pic="http://schemas.openxmlformats.org/drawingml/2006/picture">
-                  <pic:nvPicPr>
-                    <pic:cNvPr id="0" name="Picture 1654"/>
-                    <pic:cNvPicPr>
-                      <a:picLocks noChangeAspect="1" noChangeArrowheads="1"/>
-                    </pic:cNvPicPr>
-                  </pic:nvPicPr>
-                  <pic:blipFill>
-                    <a:blip r:embed="rId6">
-                      <a:extLst>
-                        <a:ext uri="{28A0092B-C50C-407E-A947-70E740481C1C}">
-                          <a14:useLocalDpi xmlns:a14="http://schemas.microsoft.com/office/drawing/2010/main" val="0"/>
-                        </a:ext>
-                      </a:extLst>
-                    </a:blip>
-                    <a:srcRect/>
-                    <a:stretch>
-                      <a:fillRect/>
-                    </a:stretch>
-                  </pic:blipFill>
-                  <pic:spPr bwMode="auto">
-                    <a:xfrm>
-                      <a:off x="0" y="0"/>
-                      <a:ext cx="5943600" cy="1307465"/>
-                    </a:xfrm>
-                    <a:prstGeom prst="rect">
-                      <a:avLst/>
-                    </a:prstGeom>
-                    <a:noFill/>
-                    <a:ln>
-                      <a:noFill/>
-                    </a:ln>
-                  </pic:spPr>
-                </pic:pic>
-              </a:graphicData>
-            </a:graphic>
-          </wp:inline>
-        </w:drawing>
-      </w:r>
+      <w:bookmarkStart w:id="0" w:name="_GoBack"/>
+      <w:bookmarkEnd w:id="0"/>
     </w:p>
-    <w:p>
-      <w:r>
-        <w:t>ACCESSORIES</w:t>
-      </w:r>
-    </w:p>
-    <w:p>
-      <w:r>
-        <w:lastRenderedPageBreak/>
-        <w:drawing>
-          <wp:inline distT="0" distB="0" distL="0" distR="0" wp14:anchorId="2AA13C06" wp14:editId="28D64453">
-            <wp:extent cx="1851660" cy="1851660"/>
-            <wp:effectExtent l="0" t="0" r="0" b="0"/>
-            <wp:docPr id="1520202252" name="Picture 485"/>
-            <wp:cNvGraphicFramePr>
-              <a:graphicFrameLocks xmlns:a="http://schemas.openxmlformats.org/drawingml/2006/main" noChangeAspect="1"/>
-            </wp:cNvGraphicFramePr>
-            <a:graphic xmlns:a="http://schemas.openxmlformats.org/drawingml/2006/main">
-              <a:graphicData uri="http://schemas.openxmlformats.org/drawingml/2006/picture">
-                <pic:pic xmlns:pic="http://schemas.openxmlformats.org/drawingml/2006/picture">
-                  <pic:nvPicPr>
-                    <pic:cNvPr id="0" name="Picture 1655"/>
-                    <pic:cNvPicPr>
-                      <a:picLocks noChangeAspect="1" noChangeArrowheads="1"/>
-                    </pic:cNvPicPr>
-                  </pic:nvPicPr>
-                  <pic:blipFill>
-                    <a:blip r:embed="rId7">
-                      <a:extLst>
-                        <a:ext uri="{28A0092B-C50C-407E-A947-70E740481C1C}">
-                          <a14:useLocalDpi xmlns:a14="http://schemas.microsoft.com/office/drawing/2010/main" val="0"/>
-                        </a:ext>
-                      </a:extLst>
-                    </a:blip>
-                    <a:srcRect/>
-                    <a:stretch>
-                      <a:fillRect/>
-                    </a:stretch>
-                  </pic:blipFill>
-                  <pic:spPr bwMode="auto">
-                    <a:xfrm>
-                      <a:off x="0" y="0"/>
-                      <a:ext cx="1851660" cy="1851660"/>
-                    </a:xfrm>
-                    <a:prstGeom prst="rect">
-                      <a:avLst/>
-                    </a:prstGeom>
-                    <a:noFill/>
-                    <a:ln>
-                      <a:noFill/>
-                    </a:ln>
-                  </pic:spPr>
-                </pic:pic>
-              </a:graphicData>
-            </a:graphic>
-          </wp:inline>
-        </w:drawing>
-      </w:r>
-    </w:p>
-    <w:p>
-      <w:r>
-        <w:t>Central Brake Castors 150 mm</w:t>
-      </w:r>
-    </w:p>
-    <w:p>
-      <w:r>
-        <w:drawing>
-          <wp:inline distT="0" distB="0" distL="0" distR="0" wp14:anchorId="06887C36" wp14:editId="1677DA7E">
-            <wp:extent cx="1851660" cy="1851660"/>
-            <wp:effectExtent l="0" t="0" r="0" b="0"/>
-            <wp:docPr id="1275267526" name="Picture 484"/>
-            <wp:cNvGraphicFramePr>
-              <a:graphicFrameLocks xmlns:a="http://schemas.openxmlformats.org/drawingml/2006/main" noChangeAspect="1"/>
-            </wp:cNvGraphicFramePr>
-            <a:graphic xmlns:a="http://schemas.openxmlformats.org/drawingml/2006/main">
-              <a:graphicData uri="http://schemas.openxmlformats.org/drawingml/2006/picture">
-                <pic:pic xmlns:pic="http://schemas.openxmlformats.org/drawingml/2006/picture">
-                  <pic:nvPicPr>
-                    <pic:cNvPr id="0" name="Picture 1656"/>
-                    <pic:cNvPicPr>
-                      <a:picLocks noChangeAspect="1" noChangeArrowheads="1"/>
-                    </pic:cNvPicPr>
-                  </pic:nvPicPr>
-                  <pic:blipFill>
-                    <a:blip r:embed="rId8">
-                      <a:extLst>
-                        <a:ext uri="{28A0092B-C50C-407E-A947-70E740481C1C}">
-                          <a14:useLocalDpi xmlns:a14="http://schemas.microsoft.com/office/drawing/2010/main" val="0"/>
-                        </a:ext>
-                      </a:extLst>
-                    </a:blip>
-                    <a:srcRect/>
-                    <a:stretch>
-                      <a:fillRect/>
-                    </a:stretch>
-                  </pic:blipFill>
-                  <pic:spPr bwMode="auto">
-                    <a:xfrm>
-                      <a:off x="0" y="0"/>
-                      <a:ext cx="1851660" cy="1851660"/>
-                    </a:xfrm>
-                    <a:prstGeom prst="rect">
-                      <a:avLst/>
-                    </a:prstGeom>
-                    <a:noFill/>
-                    <a:ln>
-                      <a:noFill/>
-                    </a:ln>
-                  </pic:spPr>
-                </pic:pic>
-              </a:graphicData>
-            </a:graphic>
-          </wp:inline>
-        </w:drawing>
-      </w:r>
-    </w:p>
-    <w:p>
-      <w:r>
-        <w:t>Foot-end Nurse Control Panel</w:t>
-      </w:r>
-    </w:p>
-    <w:p>
-      <w:r>
-        <w:drawing>
-          <wp:inline distT="0" distB="0" distL="0" distR="0" wp14:anchorId="3D11E8C7" wp14:editId="562F892E">
-            <wp:extent cx="1790700" cy="1760220"/>
-            <wp:effectExtent l="0" t="0" r="0" b="0"/>
-            <wp:docPr id="606421894" name="Picture 483"/>
-            <wp:cNvGraphicFramePr>
-              <a:graphicFrameLocks xmlns:a="http://schemas.openxmlformats.org/drawingml/2006/main" noChangeAspect="1"/>
-            </wp:cNvGraphicFramePr>
-            <a:graphic xmlns:a="http://schemas.openxmlformats.org/drawingml/2006/main">
-              <a:graphicData uri="http://schemas.openxmlformats.org/drawingml/2006/picture">
-                <pic:pic xmlns:pic="http://schemas.openxmlformats.org/drawingml/2006/picture">
-                  <pic:nvPicPr>
-                    <pic:cNvPr id="0" name="Picture 1657"/>
-                    <pic:cNvPicPr>
-                      <a:picLocks noChangeAspect="1" noChangeArrowheads="1"/>
-                    </pic:cNvPicPr>
-                  </pic:nvPicPr>
-                  <pic:blipFill>
-                    <a:blip r:embed="rId9">
-                      <a:extLst>
-                        <a:ext uri="{28A0092B-C50C-407E-A947-70E740481C1C}">
-                          <a14:useLocalDpi xmlns:a14="http://schemas.microsoft.com/office/drawing/2010/main" val="0"/>
-                        </a:ext>
-                      </a:extLst>
-                    </a:blip>
-                    <a:srcRect/>
-                    <a:stretch>
-                      <a:fillRect/>
-                    </a:stretch>
-                  </pic:blipFill>
-                  <pic:spPr bwMode="auto">
-                    <a:xfrm>
-                      <a:off x="0" y="0"/>
-                      <a:ext cx="1790700" cy="1760220"/>
-                    </a:xfrm>
-                    <a:prstGeom prst="rect">
-                      <a:avLst/>
-                    </a:prstGeom>
-                    <a:noFill/>
-                    <a:ln>
-                      <a:noFill/>
-                    </a:ln>
-                  </pic:spPr>
-                </pic:pic>
-              </a:graphicData>
-            </a:graphic>
-          </wp:inline>
-        </w:drawing>
-      </w:r>
-    </w:p>
-    <w:p>
-      <w:r>
-        <w:t>Rechargeable Battery Backup</w:t>
-      </w:r>
-    </w:p>
-    <w:p>
-      <w:r>
-        <w:lastRenderedPageBreak/>
-        <w:drawing>
-          <wp:inline distT="0" distB="0" distL="0" distR="0" wp14:anchorId="731BE6DE" wp14:editId="66E0708B">
-            <wp:extent cx="1851660" cy="1851660"/>
-            <wp:effectExtent l="0" t="0" r="0" b="0"/>
-            <wp:docPr id="204080753" name="Picture 482"/>
-            <wp:cNvGraphicFramePr>
-              <a:graphicFrameLocks xmlns:a="http://schemas.openxmlformats.org/drawingml/2006/main" noChangeAspect="1"/>
-            </wp:cNvGraphicFramePr>
-            <a:graphic xmlns:a="http://schemas.openxmlformats.org/drawingml/2006/main">
-              <a:graphicData uri="http://schemas.openxmlformats.org/drawingml/2006/picture">
-                <pic:pic xmlns:pic="http://schemas.openxmlformats.org/drawingml/2006/picture">
-                  <pic:nvPicPr>
-                    <pic:cNvPr id="0" name="Picture 1658"/>
-                    <pic:cNvPicPr>
-                      <a:picLocks noChangeAspect="1" noChangeArrowheads="1"/>
-                    </pic:cNvPicPr>
-                  </pic:nvPicPr>
-                  <pic:blipFill>
-                    <a:blip r:embed="rId10">
-                      <a:extLst>
-                        <a:ext uri="{28A0092B-C50C-407E-A947-70E740481C1C}">
-                          <a14:useLocalDpi xmlns:a14="http://schemas.microsoft.com/office/drawing/2010/main" val="0"/>
-                        </a:ext>
-                      </a:extLst>
-                    </a:blip>
-                    <a:srcRect/>
-                    <a:stretch>
-                      <a:fillRect/>
-                    </a:stretch>
-                  </pic:blipFill>
-                  <pic:spPr bwMode="auto">
-                    <a:xfrm>
-                      <a:off x="0" y="0"/>
-                      <a:ext cx="1851660" cy="1851660"/>
-                    </a:xfrm>
-                    <a:prstGeom prst="rect">
-                      <a:avLst/>
-                    </a:prstGeom>
-                    <a:noFill/>
-                    <a:ln>
-                      <a:noFill/>
-                    </a:ln>
-                  </pic:spPr>
-                </pic:pic>
-              </a:graphicData>
-            </a:graphic>
-          </wp:inline>
-        </w:drawing>
-      </w:r>
-    </w:p>
-    <w:p>
-      <w:r>
-        <w:t>X-Ray Translucent Backrest with Cassette Holder</w:t>
-      </w:r>
-    </w:p>
-    <w:p>
-      <w:r>
-        <w:drawing>
-          <wp:inline distT="0" distB="0" distL="0" distR="0" wp14:anchorId="1074C4EB" wp14:editId="697541F3">
-            <wp:extent cx="1714500" cy="1722120"/>
-            <wp:effectExtent l="0" t="0" r="0" b="0"/>
-            <wp:docPr id="784891" name="Picture 481"/>
-            <wp:cNvGraphicFramePr>
-              <a:graphicFrameLocks xmlns:a="http://schemas.openxmlformats.org/drawingml/2006/main" noChangeAspect="1"/>
-            </wp:cNvGraphicFramePr>
-            <a:graphic xmlns:a="http://schemas.openxmlformats.org/drawingml/2006/main">
-              <a:graphicData uri="http://schemas.openxmlformats.org/drawingml/2006/picture">
-                <pic:pic xmlns:pic="http://schemas.openxmlformats.org/drawingml/2006/picture">
-                  <pic:nvPicPr>
-                    <pic:cNvPr id="0" name="Picture 1659"/>
-                    <pic:cNvPicPr>
-                      <a:picLocks noChangeAspect="1" noChangeArrowheads="1"/>
-                    </pic:cNvPicPr>
-                  </pic:nvPicPr>
-                  <pic:blipFill>
-                    <a:blip r:embed="rId11">
-                      <a:extLst>
-                        <a:ext uri="{28A0092B-C50C-407E-A947-70E740481C1C}">
-                          <a14:useLocalDpi xmlns:a14="http://schemas.microsoft.com/office/drawing/2010/main" val="0"/>
-                        </a:ext>
-                      </a:extLst>
-                    </a:blip>
-                    <a:srcRect/>
-                    <a:stretch>
-                      <a:fillRect/>
-                    </a:stretch>
-                  </pic:blipFill>
-                  <pic:spPr bwMode="auto">
-                    <a:xfrm>
-                      <a:off x="0" y="0"/>
-                      <a:ext cx="1714500" cy="1722120"/>
-                    </a:xfrm>
-                    <a:prstGeom prst="rect">
-                      <a:avLst/>
-                    </a:prstGeom>
-                    <a:noFill/>
-                    <a:ln>
-                      <a:noFill/>
-                    </a:ln>
-                  </pic:spPr>
-                </pic:pic>
-              </a:graphicData>
-            </a:graphic>
-          </wp:inline>
-        </w:drawing>
-      </w:r>
-    </w:p>
-    <w:p>
-      <w:r>
-        <w:t>Dual Sided Manual CPR at Backrest</w:t>
-      </w:r>
-    </w:p>
-    <w:p>
-      <w:r>
-        <w:lastRenderedPageBreak/>
-        <w:drawing>
-          <wp:inline distT="0" distB="0" distL="0" distR="0" wp14:anchorId="6AB31EFF" wp14:editId="4570AFB0">
-            <wp:extent cx="3817620" cy="3878580"/>
-            <wp:effectExtent l="0" t="0" r="0" b="7620"/>
-            <wp:docPr id="1630395124" name="Picture 480"/>
-            <wp:cNvGraphicFramePr>
-              <a:graphicFrameLocks xmlns:a="http://schemas.openxmlformats.org/drawingml/2006/main" noChangeAspect="1"/>
-            </wp:cNvGraphicFramePr>
-            <a:graphic xmlns:a="http://schemas.openxmlformats.org/drawingml/2006/main">
-              <a:graphicData uri="http://schemas.openxmlformats.org/drawingml/2006/picture">
-                <pic:pic xmlns:pic="http://schemas.openxmlformats.org/drawingml/2006/picture">
-                  <pic:nvPicPr>
-                    <pic:cNvPr id="0" name="Picture 1660"/>
-                    <pic:cNvPicPr>
-                      <a:picLocks noChangeAspect="1" noChangeArrowheads="1"/>
-                    </pic:cNvPicPr>
-                  </pic:nvPicPr>
-                  <pic:blipFill>
-                    <a:blip r:embed="rId12">
-                      <a:extLst>
-                        <a:ext uri="{28A0092B-C50C-407E-A947-70E740481C1C}">
-                          <a14:useLocalDpi xmlns:a14="http://schemas.microsoft.com/office/drawing/2010/main" val="0"/>
-                        </a:ext>
-                      </a:extLst>
-                    </a:blip>
-                    <a:srcRect/>
-                    <a:stretch>
-                      <a:fillRect/>
-                    </a:stretch>
-                  </pic:blipFill>
-                  <pic:spPr bwMode="auto">
-                    <a:xfrm>
-                      <a:off x="0" y="0"/>
-                      <a:ext cx="3817620" cy="3878580"/>
-                    </a:xfrm>
-                    <a:prstGeom prst="rect">
-                      <a:avLst/>
-                    </a:prstGeom>
-                    <a:noFill/>
-                    <a:ln>
-                      <a:noFill/>
-                    </a:ln>
-                  </pic:spPr>
-                </pic:pic>
-              </a:graphicData>
-            </a:graphic>
-          </wp:inline>
-        </w:drawing>
-      </w:r>
-    </w:p>
-    <w:p>
-      <w:r>
-        <w:t>Control Panels Embedded on Side Rails</w:t>
-      </w:r>
-    </w:p>
-    <w:p>
-      <w:r>
-        <w:drawing>
-          <wp:inline distT="0" distB="0" distL="0" distR="0" wp14:anchorId="74B8FC3E" wp14:editId="43ED3749">
-            <wp:extent cx="1851660" cy="1851660"/>
-            <wp:effectExtent l="0" t="0" r="0" b="0"/>
-            <wp:docPr id="1997309550" name="Picture 479"/>
-            <wp:cNvGraphicFramePr>
-              <a:graphicFrameLocks xmlns:a="http://schemas.openxmlformats.org/drawingml/2006/main" noChangeAspect="1"/>
-            </wp:cNvGraphicFramePr>
-            <a:graphic xmlns:a="http://schemas.openxmlformats.org/drawingml/2006/main">
-              <a:graphicData uri="http://schemas.openxmlformats.org/drawingml/2006/picture">
-                <pic:pic xmlns:pic="http://schemas.openxmlformats.org/drawingml/2006/picture">
-                  <pic:nvPicPr>
-                    <pic:cNvPr id="0" name="Picture 1661"/>
-                    <pic:cNvPicPr>
-                      <a:picLocks noChangeAspect="1" noChangeArrowheads="1"/>
-                    </pic:cNvPicPr>
-                  </pic:nvPicPr>
-                  <pic:blipFill>
-                    <a:blip r:embed="rId13">
-                      <a:extLst>
-                        <a:ext uri="{28A0092B-C50C-407E-A947-70E740481C1C}">
-                          <a14:useLocalDpi xmlns:a14="http://schemas.microsoft.com/office/drawing/2010/main" val="0"/>
-                        </a:ext>
-                      </a:extLst>
-                    </a:blip>
-                    <a:srcRect/>
-                    <a:stretch>
-                      <a:fillRect/>
-                    </a:stretch>
-                  </pic:blipFill>
-                  <pic:spPr bwMode="auto">
-                    <a:xfrm>
-                      <a:off x="0" y="0"/>
-                      <a:ext cx="1851660" cy="1851660"/>
-                    </a:xfrm>
-                    <a:prstGeom prst="rect">
-                      <a:avLst/>
-                    </a:prstGeom>
-                    <a:noFill/>
-                    <a:ln>
-                      <a:noFill/>
-                    </a:ln>
-                  </pic:spPr>
-                </pic:pic>
-              </a:graphicData>
-            </a:graphic>
-          </wp:inline>
-        </w:drawing>
-      </w:r>
-    </w:p>
-    <w:p>
-      <w:r>
-        <w:t>Stationary Headboard</w:t>
-      </w:r>
-    </w:p>
-    <w:p>
-      <w:r>
-        <w:lastRenderedPageBreak/>
-        <w:drawing>
-          <wp:inline distT="0" distB="0" distL="0" distR="0" wp14:anchorId="77B1CE08" wp14:editId="2DDE4F67">
-            <wp:extent cx="1851660" cy="1851660"/>
-            <wp:effectExtent l="0" t="0" r="0" b="0"/>
-            <wp:docPr id="1288764083" name="Picture 478"/>
-            <wp:cNvGraphicFramePr>
-              <a:graphicFrameLocks xmlns:a="http://schemas.openxmlformats.org/drawingml/2006/main" noChangeAspect="1"/>
-            </wp:cNvGraphicFramePr>
-            <a:graphic xmlns:a="http://schemas.openxmlformats.org/drawingml/2006/main">
-              <a:graphicData uri="http://schemas.openxmlformats.org/drawingml/2006/picture">
-                <pic:pic xmlns:pic="http://schemas.openxmlformats.org/drawingml/2006/picture">
-                  <pic:nvPicPr>
-                    <pic:cNvPr id="0" name="Picture 1662"/>
-                    <pic:cNvPicPr>
-                      <a:picLocks noChangeAspect="1" noChangeArrowheads="1"/>
-                    </pic:cNvPicPr>
-                  </pic:nvPicPr>
-                  <pic:blipFill>
-                    <a:blip r:embed="rId14">
-                      <a:extLst>
-                        <a:ext uri="{28A0092B-C50C-407E-A947-70E740481C1C}">
-                          <a14:useLocalDpi xmlns:a14="http://schemas.microsoft.com/office/drawing/2010/main" val="0"/>
-                        </a:ext>
-                      </a:extLst>
-                    </a:blip>
-                    <a:srcRect/>
-                    <a:stretch>
-                      <a:fillRect/>
-                    </a:stretch>
-                  </pic:blipFill>
-                  <pic:spPr bwMode="auto">
-                    <a:xfrm>
-                      <a:off x="0" y="0"/>
-                      <a:ext cx="1851660" cy="1851660"/>
-                    </a:xfrm>
-                    <a:prstGeom prst="rect">
-                      <a:avLst/>
-                    </a:prstGeom>
-                    <a:noFill/>
-                    <a:ln>
-                      <a:noFill/>
-                    </a:ln>
-                  </pic:spPr>
-                </pic:pic>
-              </a:graphicData>
-            </a:graphic>
-          </wp:inline>
-        </w:drawing>
-      </w:r>
-    </w:p>
-    <w:p>
-      <w:r>
-        <w:t>Oxygen Cylinder Holder</w:t>
-      </w:r>
-    </w:p>
-    <w:p>
-      <w:r>
-        <w:drawing>
-          <wp:inline distT="0" distB="0" distL="0" distR="0" wp14:anchorId="7B39FE51" wp14:editId="1752DB63">
-            <wp:extent cx="1851660" cy="1851660"/>
-            <wp:effectExtent l="0" t="0" r="0" b="0"/>
-            <wp:docPr id="1737773712" name="Picture 477"/>
-            <wp:cNvGraphicFramePr>
-              <a:graphicFrameLocks xmlns:a="http://schemas.openxmlformats.org/drawingml/2006/main" noChangeAspect="1"/>
-            </wp:cNvGraphicFramePr>
-            <a:graphic xmlns:a="http://schemas.openxmlformats.org/drawingml/2006/main">
-              <a:graphicData uri="http://schemas.openxmlformats.org/drawingml/2006/picture">
-                <pic:pic xmlns:pic="http://schemas.openxmlformats.org/drawingml/2006/picture">
-                  <pic:nvPicPr>
-                    <pic:cNvPr id="0" name="Picture 1663"/>
-                    <pic:cNvPicPr>
-                      <a:picLocks noChangeAspect="1" noChangeArrowheads="1"/>
-                    </pic:cNvPicPr>
-                  </pic:nvPicPr>
-                  <pic:blipFill>
-                    <a:blip r:embed="rId15">
-                      <a:extLst>
-                        <a:ext uri="{28A0092B-C50C-407E-A947-70E740481C1C}">
-                          <a14:useLocalDpi xmlns:a14="http://schemas.microsoft.com/office/drawing/2010/main" val="0"/>
-                        </a:ext>
-                      </a:extLst>
-                    </a:blip>
-                    <a:srcRect/>
-                    <a:stretch>
-                      <a:fillRect/>
-                    </a:stretch>
-                  </pic:blipFill>
-                  <pic:spPr bwMode="auto">
-                    <a:xfrm>
-                      <a:off x="0" y="0"/>
-                      <a:ext cx="1851660" cy="1851660"/>
-                    </a:xfrm>
-                    <a:prstGeom prst="rect">
-                      <a:avLst/>
-                    </a:prstGeom>
-                    <a:noFill/>
-                    <a:ln>
-                      <a:noFill/>
-                    </a:ln>
-                  </pic:spPr>
-                </pic:pic>
-              </a:graphicData>
-            </a:graphic>
-          </wp:inline>
-        </w:drawing>
-      </w:r>
-    </w:p>
-    <w:p>
-      <w:r>
-        <w:t>Urine Bag Basket</w:t>
-      </w:r>
-    </w:p>
-    <w:p>
-      <w:r>
-        <w:drawing>
-          <wp:inline distT="0" distB="0" distL="0" distR="0" wp14:anchorId="7ADE5B8A" wp14:editId="54FEE802">
-            <wp:extent cx="1851660" cy="1851660"/>
-            <wp:effectExtent l="0" t="0" r="0" b="0"/>
-            <wp:docPr id="1241272472" name="Picture 476"/>
-            <wp:cNvGraphicFramePr>
-              <a:graphicFrameLocks xmlns:a="http://schemas.openxmlformats.org/drawingml/2006/main" noChangeAspect="1"/>
-            </wp:cNvGraphicFramePr>
-            <a:graphic xmlns:a="http://schemas.openxmlformats.org/drawingml/2006/main">
-              <a:graphicData uri="http://schemas.openxmlformats.org/drawingml/2006/picture">
-                <pic:pic xmlns:pic="http://schemas.openxmlformats.org/drawingml/2006/picture">
-                  <pic:nvPicPr>
-                    <pic:cNvPr id="0" name="Picture 1664"/>
-                    <pic:cNvPicPr>
-                      <a:picLocks noChangeAspect="1" noChangeArrowheads="1"/>
-                    </pic:cNvPicPr>
-                  </pic:nvPicPr>
-                  <pic:blipFill>
-                    <a:blip r:embed="rId16">
-                      <a:extLst>
-                        <a:ext uri="{28A0092B-C50C-407E-A947-70E740481C1C}">
-                          <a14:useLocalDpi xmlns:a14="http://schemas.microsoft.com/office/drawing/2010/main" val="0"/>
-                        </a:ext>
-                      </a:extLst>
-                    </a:blip>
-                    <a:srcRect/>
-                    <a:stretch>
-                      <a:fillRect/>
-                    </a:stretch>
-                  </pic:blipFill>
-                  <pic:spPr bwMode="auto">
-                    <a:xfrm>
-                      <a:off x="0" y="0"/>
-                      <a:ext cx="1851660" cy="1851660"/>
-                    </a:xfrm>
-                    <a:prstGeom prst="rect">
-                      <a:avLst/>
-                    </a:prstGeom>
-                    <a:noFill/>
-                    <a:ln>
-                      <a:noFill/>
-                    </a:ln>
-                  </pic:spPr>
-                </pic:pic>
-              </a:graphicData>
-            </a:graphic>
-          </wp:inline>
-        </w:drawing>
-      </w:r>
-    </w:p>
-    <w:p>
-      <w:r>
-        <w:t>Bed Extension</w:t>
-      </w:r>
-    </w:p>
-    <w:p>
-      <w:r>
-        <w:lastRenderedPageBreak/>
-        <w:drawing>
-          <wp:inline distT="0" distB="0" distL="0" distR="0" wp14:anchorId="3F6AAF8C" wp14:editId="3C7EA67D">
-            <wp:extent cx="1851660" cy="1851660"/>
-            <wp:effectExtent l="0" t="0" r="0" b="0"/>
-            <wp:docPr id="831123648" name="Picture 475"/>
-            <wp:cNvGraphicFramePr>
-              <a:graphicFrameLocks xmlns:a="http://schemas.openxmlformats.org/drawingml/2006/main" noChangeAspect="1"/>
-            </wp:cNvGraphicFramePr>
-            <a:graphic xmlns:a="http://schemas.openxmlformats.org/drawingml/2006/main">
-              <a:graphicData uri="http://schemas.openxmlformats.org/drawingml/2006/picture">
-                <pic:pic xmlns:pic="http://schemas.openxmlformats.org/drawingml/2006/picture">
-                  <pic:nvPicPr>
-                    <pic:cNvPr id="0" name="Picture 1665"/>
-                    <pic:cNvPicPr>
-                      <a:picLocks noChangeAspect="1" noChangeArrowheads="1"/>
-                    </pic:cNvPicPr>
-                  </pic:nvPicPr>
-                  <pic:blipFill>
-                    <a:blip r:embed="rId17">
-                      <a:extLst>
-                        <a:ext uri="{28A0092B-C50C-407E-A947-70E740481C1C}">
-                          <a14:useLocalDpi xmlns:a14="http://schemas.microsoft.com/office/drawing/2010/main" val="0"/>
-                        </a:ext>
-                      </a:extLst>
-                    </a:blip>
-                    <a:srcRect/>
-                    <a:stretch>
-                      <a:fillRect/>
-                    </a:stretch>
-                  </pic:blipFill>
-                  <pic:spPr bwMode="auto">
-                    <a:xfrm>
-                      <a:off x="0" y="0"/>
-                      <a:ext cx="1851660" cy="1851660"/>
-                    </a:xfrm>
-                    <a:prstGeom prst="rect">
-                      <a:avLst/>
-                    </a:prstGeom>
-                    <a:noFill/>
-                    <a:ln>
-                      <a:noFill/>
-                    </a:ln>
-                  </pic:spPr>
-                </pic:pic>
-              </a:graphicData>
-            </a:graphic>
-          </wp:inline>
-        </w:drawing>
-      </w:r>
-    </w:p>
-    <w:p>
-      <w:r>
-        <w:t>Lifting Pole</w:t>
-      </w:r>
-    </w:p>
-    <w:p>
-      <w:r>
-        <w:drawing>
-          <wp:inline distT="0" distB="0" distL="0" distR="0" wp14:anchorId="7ADD75C8" wp14:editId="25D4259E">
-            <wp:extent cx="1851660" cy="1851660"/>
-            <wp:effectExtent l="0" t="0" r="0" b="0"/>
-            <wp:docPr id="1301440805" name="Picture 474"/>
-            <wp:cNvGraphicFramePr>
-              <a:graphicFrameLocks xmlns:a="http://schemas.openxmlformats.org/drawingml/2006/main" noChangeAspect="1"/>
-            </wp:cNvGraphicFramePr>
-            <a:graphic xmlns:a="http://schemas.openxmlformats.org/drawingml/2006/main">
-              <a:graphicData uri="http://schemas.openxmlformats.org/drawingml/2006/picture">
-                <pic:pic xmlns:pic="http://schemas.openxmlformats.org/drawingml/2006/picture">
-                  <pic:nvPicPr>
-                    <pic:cNvPr id="0" name="Picture 1666"/>
-                    <pic:cNvPicPr>
-                      <a:picLocks noChangeAspect="1" noChangeArrowheads="1"/>
-                    </pic:cNvPicPr>
-                  </pic:nvPicPr>
-                  <pic:blipFill>
-                    <a:blip r:embed="rId18">
-                      <a:extLst>
-                        <a:ext uri="{28A0092B-C50C-407E-A947-70E740481C1C}">
-                          <a14:useLocalDpi xmlns:a14="http://schemas.microsoft.com/office/drawing/2010/main" val="0"/>
-                        </a:ext>
-                      </a:extLst>
-                    </a:blip>
-                    <a:srcRect/>
-                    <a:stretch>
-                      <a:fillRect/>
-                    </a:stretch>
-                  </pic:blipFill>
-                  <pic:spPr bwMode="auto">
-                    <a:xfrm>
-                      <a:off x="0" y="0"/>
-                      <a:ext cx="1851660" cy="1851660"/>
-                    </a:xfrm>
-                    <a:prstGeom prst="rect">
-                      <a:avLst/>
-                    </a:prstGeom>
-                    <a:noFill/>
-                    <a:ln>
-                      <a:noFill/>
-                    </a:ln>
-                  </pic:spPr>
-                </pic:pic>
-              </a:graphicData>
-            </a:graphic>
-          </wp:inline>
-        </w:drawing>
-      </w:r>
-    </w:p>
-    <w:p>
-      <w:r>
-        <w:t>Monitor &amp; Defibrillator Shelf</w:t>
-      </w:r>
-    </w:p>
-    <w:p>
-      <w:r>
-        <w:drawing>
-          <wp:inline distT="0" distB="0" distL="0" distR="0" wp14:anchorId="1CFC7763" wp14:editId="14391994">
-            <wp:extent cx="2118360" cy="2080260"/>
-            <wp:effectExtent l="0" t="0" r="0" b="0"/>
-            <wp:docPr id="1478144392" name="Picture 473"/>
-            <wp:cNvGraphicFramePr>
-              <a:graphicFrameLocks xmlns:a="http://schemas.openxmlformats.org/drawingml/2006/main" noChangeAspect="1"/>
-            </wp:cNvGraphicFramePr>
-            <a:graphic xmlns:a="http://schemas.openxmlformats.org/drawingml/2006/main">
-              <a:graphicData uri="http://schemas.openxmlformats.org/drawingml/2006/picture">
-                <pic:pic xmlns:pic="http://schemas.openxmlformats.org/drawingml/2006/picture">
-                  <pic:nvPicPr>
-                    <pic:cNvPr id="0" name="Picture 1667"/>
-                    <pic:cNvPicPr>
-                      <a:picLocks noChangeAspect="1" noChangeArrowheads="1"/>
-                    </pic:cNvPicPr>
-                  </pic:nvPicPr>
-                  <pic:blipFill>
-                    <a:blip r:embed="rId19">
-                      <a:extLst>
-                        <a:ext uri="{28A0092B-C50C-407E-A947-70E740481C1C}">
-                          <a14:useLocalDpi xmlns:a14="http://schemas.microsoft.com/office/drawing/2010/main" val="0"/>
-                        </a:ext>
-                      </a:extLst>
-                    </a:blip>
-                    <a:srcRect/>
-                    <a:stretch>
-                      <a:fillRect/>
-                    </a:stretch>
-                  </pic:blipFill>
-                  <pic:spPr bwMode="auto">
-                    <a:xfrm>
-                      <a:off x="0" y="0"/>
-                      <a:ext cx="2118360" cy="2080260"/>
-                    </a:xfrm>
-                    <a:prstGeom prst="rect">
-                      <a:avLst/>
-                    </a:prstGeom>
-                    <a:noFill/>
-                    <a:ln>
-                      <a:noFill/>
-                    </a:ln>
-                  </pic:spPr>
-                </pic:pic>
-              </a:graphicData>
-            </a:graphic>
-          </wp:inline>
-        </w:drawing>
-      </w:r>
-    </w:p>
-    <w:p>
-      <w:r>
-        <w:t>Double Wheels</w:t>
-      </w:r>
-    </w:p>
-    <w:p>
-      <w:r>
-        <w:lastRenderedPageBreak/>
-        <w:drawing>
-          <wp:inline distT="0" distB="0" distL="0" distR="0" wp14:anchorId="1C7CE304" wp14:editId="0C74D639">
-            <wp:extent cx="1851660" cy="1851660"/>
-            <wp:effectExtent l="0" t="0" r="0" b="0"/>
-            <wp:docPr id="2045397595" name="Picture 472"/>
-            <wp:cNvGraphicFramePr>
-              <a:graphicFrameLocks xmlns:a="http://schemas.openxmlformats.org/drawingml/2006/main" noChangeAspect="1"/>
-            </wp:cNvGraphicFramePr>
-            <a:graphic xmlns:a="http://schemas.openxmlformats.org/drawingml/2006/main">
-              <a:graphicData uri="http://schemas.openxmlformats.org/drawingml/2006/picture">
-                <pic:pic xmlns:pic="http://schemas.openxmlformats.org/drawingml/2006/picture">
-                  <pic:nvPicPr>
-                    <pic:cNvPr id="0" name="Picture 1668"/>
-                    <pic:cNvPicPr>
-                      <a:picLocks noChangeAspect="1" noChangeArrowheads="1"/>
-                    </pic:cNvPicPr>
-                  </pic:nvPicPr>
-                  <pic:blipFill>
-                    <a:blip r:embed="rId20">
-                      <a:extLst>
-                        <a:ext uri="{28A0092B-C50C-407E-A947-70E740481C1C}">
-                          <a14:useLocalDpi xmlns:a14="http://schemas.microsoft.com/office/drawing/2010/main" val="0"/>
-                        </a:ext>
-                      </a:extLst>
-                    </a:blip>
-                    <a:srcRect/>
-                    <a:stretch>
-                      <a:fillRect/>
-                    </a:stretch>
-                  </pic:blipFill>
-                  <pic:spPr bwMode="auto">
-                    <a:xfrm>
-                      <a:off x="0" y="0"/>
-                      <a:ext cx="1851660" cy="1851660"/>
-                    </a:xfrm>
-                    <a:prstGeom prst="rect">
-                      <a:avLst/>
-                    </a:prstGeom>
-                    <a:noFill/>
-                    <a:ln>
-                      <a:noFill/>
-                    </a:ln>
-                  </pic:spPr>
-                </pic:pic>
-              </a:graphicData>
-            </a:graphic>
-          </wp:inline>
-        </w:drawing>
-      </w:r>
-    </w:p>
-    <w:p>
-      <w:r>
-        <w:t>Nurse Panel Shelf</w:t>
-      </w:r>
-    </w:p>
-    <w:p>
-      <w:r>
-        <w:drawing>
-          <wp:inline distT="0" distB="0" distL="0" distR="0" wp14:anchorId="7E1DBFF4" wp14:editId="7A9DFEE1">
-            <wp:extent cx="1752600" cy="1813560"/>
-            <wp:effectExtent l="0" t="0" r="0" b="0"/>
-            <wp:docPr id="1024383114" name="Picture 471"/>
-            <wp:cNvGraphicFramePr>
-              <a:graphicFrameLocks xmlns:a="http://schemas.openxmlformats.org/drawingml/2006/main" noChangeAspect="1"/>
-            </wp:cNvGraphicFramePr>
-            <a:graphic xmlns:a="http://schemas.openxmlformats.org/drawingml/2006/main">
-              <a:graphicData uri="http://schemas.openxmlformats.org/drawingml/2006/picture">
-                <pic:pic xmlns:pic="http://schemas.openxmlformats.org/drawingml/2006/picture">
-                  <pic:nvPicPr>
-                    <pic:cNvPr id="0" name="Picture 1669"/>
-                    <pic:cNvPicPr>
-                      <a:picLocks noChangeAspect="1" noChangeArrowheads="1"/>
-                    </pic:cNvPicPr>
-                  </pic:nvPicPr>
-                  <pic:blipFill>
-                    <a:blip r:embed="rId21">
-                      <a:extLst>
-                        <a:ext uri="{28A0092B-C50C-407E-A947-70E740481C1C}">
-                          <a14:useLocalDpi xmlns:a14="http://schemas.microsoft.com/office/drawing/2010/main" val="0"/>
-                        </a:ext>
-                      </a:extLst>
-                    </a:blip>
-                    <a:srcRect/>
-                    <a:stretch>
-                      <a:fillRect/>
-                    </a:stretch>
-                  </pic:blipFill>
-                  <pic:spPr bwMode="auto">
-                    <a:xfrm>
-                      <a:off x="0" y="0"/>
-                      <a:ext cx="1752600" cy="1813560"/>
-                    </a:xfrm>
-                    <a:prstGeom prst="rect">
-                      <a:avLst/>
-                    </a:prstGeom>
-                    <a:noFill/>
-                    <a:ln>
-                      <a:noFill/>
-                    </a:ln>
-                  </pic:spPr>
-                </pic:pic>
-              </a:graphicData>
-            </a:graphic>
-          </wp:inline>
-        </w:drawing>
-      </w:r>
-    </w:p>
-    <w:p>
-      <w:r>
-        <w:t>Orthopedic Traction System</w:t>
-      </w:r>
-    </w:p>
-    <w:p>
-      <w:r>
-        <w:t>COLOR CHART</w:t>
-      </w:r>
-    </w:p>
-    <w:p>
-      <w:r>
-        <w:drawing>
-          <wp:inline distT="0" distB="0" distL="0" distR="0" wp14:anchorId="5659F9FC" wp14:editId="0D7CA814">
-            <wp:extent cx="2354580" cy="1333500"/>
-            <wp:effectExtent l="0" t="0" r="7620" b="0"/>
-            <wp:docPr id="114038017" name="Picture 470"/>
-            <wp:cNvGraphicFramePr>
-              <a:graphicFrameLocks xmlns:a="http://schemas.openxmlformats.org/drawingml/2006/main" noChangeAspect="1"/>
-            </wp:cNvGraphicFramePr>
-            <a:graphic xmlns:a="http://schemas.openxmlformats.org/drawingml/2006/main">
-              <a:graphicData uri="http://schemas.openxmlformats.org/drawingml/2006/picture">
-                <pic:pic xmlns:pic="http://schemas.openxmlformats.org/drawingml/2006/picture">
-                  <pic:nvPicPr>
-                    <pic:cNvPr id="0" name="Picture 1670"/>
-                    <pic:cNvPicPr>
-                      <a:picLocks noChangeAspect="1" noChangeArrowheads="1"/>
-                    </pic:cNvPicPr>
-                  </pic:nvPicPr>
-                  <pic:blipFill>
-                    <a:blip r:embed="rId22">
-                      <a:extLst>
-                        <a:ext uri="{28A0092B-C50C-407E-A947-70E740481C1C}">
-                          <a14:useLocalDpi xmlns:a14="http://schemas.microsoft.com/office/drawing/2010/main" val="0"/>
-                        </a:ext>
-                      </a:extLst>
-                    </a:blip>
-                    <a:srcRect/>
-                    <a:stretch>
-                      <a:fillRect/>
-                    </a:stretch>
-                  </pic:blipFill>
-                  <pic:spPr bwMode="auto">
-                    <a:xfrm>
-                      <a:off x="0" y="0"/>
-                      <a:ext cx="2354580" cy="1333500"/>
-                    </a:xfrm>
-                    <a:prstGeom prst="rect">
-                      <a:avLst/>
-                    </a:prstGeom>
-                    <a:noFill/>
-                    <a:ln>
-                      <a:noFill/>
-                    </a:ln>
-                  </pic:spPr>
-                </pic:pic>
-              </a:graphicData>
-            </a:graphic>
-          </wp:inline>
-        </w:drawing>
-      </w:r>
-    </w:p>
-    <w:p>
-      <w:r>
-        <w:t>P01</w:t>
-      </w:r>
-    </w:p>
-    <w:p>
-      <w:r>
-        <w:drawing>
-          <wp:inline distT="0" distB="0" distL="0" distR="0" wp14:anchorId="54D82C9C" wp14:editId="226953B7">
-            <wp:extent cx="2354580" cy="1333500"/>
-            <wp:effectExtent l="0" t="0" r="7620" b="0"/>
-            <wp:docPr id="1358328958" name="Picture 469"/>
-            <wp:cNvGraphicFramePr>
-              <a:graphicFrameLocks xmlns:a="http://schemas.openxmlformats.org/drawingml/2006/main" noChangeAspect="1"/>
-            </wp:cNvGraphicFramePr>
-            <a:graphic xmlns:a="http://schemas.openxmlformats.org/drawingml/2006/main">
-              <a:graphicData uri="http://schemas.openxmlformats.org/drawingml/2006/picture">
-                <pic:pic xmlns:pic="http://schemas.openxmlformats.org/drawingml/2006/picture">
-                  <pic:nvPicPr>
-                    <pic:cNvPr id="0" name="Picture 1671"/>
-                    <pic:cNvPicPr>
-                      <a:picLocks noChangeAspect="1" noChangeArrowheads="1"/>
-                    </pic:cNvPicPr>
-                  </pic:nvPicPr>
-                  <pic:blipFill>
-                    <a:blip r:embed="rId23">
-                      <a:extLst>
-                        <a:ext uri="{28A0092B-C50C-407E-A947-70E740481C1C}">
-                          <a14:useLocalDpi xmlns:a14="http://schemas.microsoft.com/office/drawing/2010/main" val="0"/>
-                        </a:ext>
-                      </a:extLst>
-                    </a:blip>
-                    <a:srcRect/>
-                    <a:stretch>
-                      <a:fillRect/>
-                    </a:stretch>
-                  </pic:blipFill>
-                  <pic:spPr bwMode="auto">
-                    <a:xfrm>
-                      <a:off x="0" y="0"/>
-                      <a:ext cx="2354580" cy="1333500"/>
-                    </a:xfrm>
-                    <a:prstGeom prst="rect">
-                      <a:avLst/>
-                    </a:prstGeom>
-                    <a:noFill/>
-                    <a:ln>
-                      <a:noFill/>
-                    </a:ln>
-                  </pic:spPr>
-                </pic:pic>
-              </a:graphicData>
-            </a:graphic>
-          </wp:inline>
-        </w:drawing>
-      </w:r>
-    </w:p>
-    <w:p>
-      <w:r>
-        <w:lastRenderedPageBreak/>
-        <w:t>P02</w:t>
-      </w:r>
-    </w:p>
-    <w:p>
-      <w:r>
-        <w:drawing>
-          <wp:inline distT="0" distB="0" distL="0" distR="0" wp14:anchorId="04344460" wp14:editId="18DF1DB1">
-            <wp:extent cx="2354580" cy="1333500"/>
-            <wp:effectExtent l="0" t="0" r="7620" b="0"/>
-            <wp:docPr id="1288182619" name="Picture 468"/>
-            <wp:cNvGraphicFramePr>
-              <a:graphicFrameLocks xmlns:a="http://schemas.openxmlformats.org/drawingml/2006/main" noChangeAspect="1"/>
-            </wp:cNvGraphicFramePr>
-            <a:graphic xmlns:a="http://schemas.openxmlformats.org/drawingml/2006/main">
-              <a:graphicData uri="http://schemas.openxmlformats.org/drawingml/2006/picture">
-                <pic:pic xmlns:pic="http://schemas.openxmlformats.org/drawingml/2006/picture">
-                  <pic:nvPicPr>
-                    <pic:cNvPr id="0" name="Picture 1672"/>
-                    <pic:cNvPicPr>
-                      <a:picLocks noChangeAspect="1" noChangeArrowheads="1"/>
-                    </pic:cNvPicPr>
-                  </pic:nvPicPr>
-                  <pic:blipFill>
-                    <a:blip r:embed="rId24">
-                      <a:extLst>
-                        <a:ext uri="{28A0092B-C50C-407E-A947-70E740481C1C}">
-                          <a14:useLocalDpi xmlns:a14="http://schemas.microsoft.com/office/drawing/2010/main" val="0"/>
-                        </a:ext>
-                      </a:extLst>
-                    </a:blip>
-                    <a:srcRect/>
-                    <a:stretch>
-                      <a:fillRect/>
-                    </a:stretch>
-                  </pic:blipFill>
-                  <pic:spPr bwMode="auto">
-                    <a:xfrm>
-                      <a:off x="0" y="0"/>
-                      <a:ext cx="2354580" cy="1333500"/>
-                    </a:xfrm>
-                    <a:prstGeom prst="rect">
-                      <a:avLst/>
-                    </a:prstGeom>
-                    <a:noFill/>
-                    <a:ln>
-                      <a:noFill/>
-                    </a:ln>
-                  </pic:spPr>
-                </pic:pic>
-              </a:graphicData>
-            </a:graphic>
-          </wp:inline>
-        </w:drawing>
-      </w:r>
-    </w:p>
-    <w:p>
-      <w:r>
-        <w:t>P03</w:t>
-      </w:r>
-    </w:p>
-    <w:p>
-      <w:r>
-        <w:drawing>
-          <wp:inline distT="0" distB="0" distL="0" distR="0" wp14:anchorId="642FD956" wp14:editId="798C8B5B">
-            <wp:extent cx="2354580" cy="1333500"/>
-            <wp:effectExtent l="0" t="0" r="7620" b="0"/>
-            <wp:docPr id="1551409799" name="Picture 467"/>
-            <wp:cNvGraphicFramePr>
-              <a:graphicFrameLocks xmlns:a="http://schemas.openxmlformats.org/drawingml/2006/main" noChangeAspect="1"/>
-            </wp:cNvGraphicFramePr>
-            <a:graphic xmlns:a="http://schemas.openxmlformats.org/drawingml/2006/main">
-              <a:graphicData uri="http://schemas.openxmlformats.org/drawingml/2006/picture">
-                <pic:pic xmlns:pic="http://schemas.openxmlformats.org/drawingml/2006/picture">
-                  <pic:nvPicPr>
-                    <pic:cNvPr id="0" name="Picture 1673"/>
-                    <pic:cNvPicPr>
-                      <a:picLocks noChangeAspect="1" noChangeArrowheads="1"/>
-                    </pic:cNvPicPr>
-                  </pic:nvPicPr>
-                  <pic:blipFill>
-                    <a:blip r:embed="rId25">
-                      <a:extLst>
-                        <a:ext uri="{28A0092B-C50C-407E-A947-70E740481C1C}">
-                          <a14:useLocalDpi xmlns:a14="http://schemas.microsoft.com/office/drawing/2010/main" val="0"/>
-                        </a:ext>
-                      </a:extLst>
-                    </a:blip>
-                    <a:srcRect/>
-                    <a:stretch>
-                      <a:fillRect/>
-                    </a:stretch>
-                  </pic:blipFill>
-                  <pic:spPr bwMode="auto">
-                    <a:xfrm>
-                      <a:off x="0" y="0"/>
-                      <a:ext cx="2354580" cy="1333500"/>
-                    </a:xfrm>
-                    <a:prstGeom prst="rect">
-                      <a:avLst/>
-                    </a:prstGeom>
-                    <a:noFill/>
-                    <a:ln>
-                      <a:noFill/>
-                    </a:ln>
-                  </pic:spPr>
-                </pic:pic>
-              </a:graphicData>
-            </a:graphic>
-          </wp:inline>
-        </w:drawing>
-      </w:r>
-    </w:p>
-    <w:p>
-      <w:r>
-        <w:t>P04</w:t>
-      </w:r>
-    </w:p>
-    <w:p>
-      <w:r>
-        <w:drawing>
-          <wp:inline distT="0" distB="0" distL="0" distR="0" wp14:anchorId="1AB19681" wp14:editId="6BEED4EE">
-            <wp:extent cx="2354580" cy="1333500"/>
-            <wp:effectExtent l="0" t="0" r="7620" b="0"/>
-            <wp:docPr id="1542893303" name="Picture 466"/>
-            <wp:cNvGraphicFramePr>
-              <a:graphicFrameLocks xmlns:a="http://schemas.openxmlformats.org/drawingml/2006/main" noChangeAspect="1"/>
-            </wp:cNvGraphicFramePr>
-            <a:graphic xmlns:a="http://schemas.openxmlformats.org/drawingml/2006/main">
-              <a:graphicData uri="http://schemas.openxmlformats.org/drawingml/2006/picture">
-                <pic:pic xmlns:pic="http://schemas.openxmlformats.org/drawingml/2006/picture">
-                  <pic:nvPicPr>
-                    <pic:cNvPr id="0" name="Picture 1674"/>
-                    <pic:cNvPicPr>
-                      <a:picLocks noChangeAspect="1" noChangeArrowheads="1"/>
-                    </pic:cNvPicPr>
-                  </pic:nvPicPr>
-                  <pic:blipFill>
-                    <a:blip r:embed="rId26">
-                      <a:extLst>
-                        <a:ext uri="{28A0092B-C50C-407E-A947-70E740481C1C}">
-                          <a14:useLocalDpi xmlns:a14="http://schemas.microsoft.com/office/drawing/2010/main" val="0"/>
-                        </a:ext>
-                      </a:extLst>
-                    </a:blip>
-                    <a:srcRect/>
-                    <a:stretch>
-                      <a:fillRect/>
-                    </a:stretch>
-                  </pic:blipFill>
-                  <pic:spPr bwMode="auto">
-                    <a:xfrm>
-                      <a:off x="0" y="0"/>
-                      <a:ext cx="2354580" cy="1333500"/>
-                    </a:xfrm>
-                    <a:prstGeom prst="rect">
-                      <a:avLst/>
-                    </a:prstGeom>
-                    <a:noFill/>
-                    <a:ln>
-                      <a:noFill/>
-                    </a:ln>
-                  </pic:spPr>
-                </pic:pic>
-              </a:graphicData>
-            </a:graphic>
-          </wp:inline>
-        </w:drawing>
-      </w:r>
-    </w:p>
-    <w:p>
-      <w:r>
-        <w:t>P05</w:t>
-      </w:r>
-    </w:p>
-    <w:p>
-      <w:r>
-        <w:drawing>
-          <wp:inline distT="0" distB="0" distL="0" distR="0" wp14:anchorId="29E799AC" wp14:editId="66CD834E">
-            <wp:extent cx="2354580" cy="1333500"/>
-            <wp:effectExtent l="0" t="0" r="7620" b="0"/>
-            <wp:docPr id="709317577" name="Picture 465"/>
-            <wp:cNvGraphicFramePr>
-              <a:graphicFrameLocks xmlns:a="http://schemas.openxmlformats.org/drawingml/2006/main" noChangeAspect="1"/>
-            </wp:cNvGraphicFramePr>
-            <a:graphic xmlns:a="http://schemas.openxmlformats.org/drawingml/2006/main">
-              <a:graphicData uri="http://schemas.openxmlformats.org/drawingml/2006/picture">
-                <pic:pic xmlns:pic="http://schemas.openxmlformats.org/drawingml/2006/picture">
-                  <pic:nvPicPr>
-                    <pic:cNvPr id="0" name="Picture 1675"/>
-                    <pic:cNvPicPr>
-                      <a:picLocks noChangeAspect="1" noChangeArrowheads="1"/>
-                    </pic:cNvPicPr>
-                  </pic:nvPicPr>
-                  <pic:blipFill>
-                    <a:blip r:embed="rId27">
-                      <a:extLst>
-                        <a:ext uri="{28A0092B-C50C-407E-A947-70E740481C1C}">
-                          <a14:useLocalDpi xmlns:a14="http://schemas.microsoft.com/office/drawing/2010/main" val="0"/>
-                        </a:ext>
-                      </a:extLst>
-                    </a:blip>
-                    <a:srcRect/>
-                    <a:stretch>
-                      <a:fillRect/>
-                    </a:stretch>
-                  </pic:blipFill>
-                  <pic:spPr bwMode="auto">
-                    <a:xfrm>
-                      <a:off x="0" y="0"/>
-                      <a:ext cx="2354580" cy="1333500"/>
-                    </a:xfrm>
-                    <a:prstGeom prst="rect">
-                      <a:avLst/>
-                    </a:prstGeom>
-                    <a:noFill/>
-                    <a:ln>
-                      <a:noFill/>
-                    </a:ln>
-                  </pic:spPr>
-                </pic:pic>
-              </a:graphicData>
-            </a:graphic>
-          </wp:inline>
-        </w:drawing>
-      </w:r>
-    </w:p>
-    <w:p>
-      <w:r>
-        <w:t>P06</w:t>
-      </w:r>
-    </w:p>
-    <w:p>
-      <w:r>
-        <w:lastRenderedPageBreak/>
-        <w:drawing>
-          <wp:inline distT="0" distB="0" distL="0" distR="0" wp14:anchorId="34FF27EA" wp14:editId="3C2687E7">
-            <wp:extent cx="2354580" cy="1333500"/>
-            <wp:effectExtent l="0" t="0" r="7620" b="0"/>
-            <wp:docPr id="1791754819" name="Picture 464"/>
-            <wp:cNvGraphicFramePr>
-              <a:graphicFrameLocks xmlns:a="http://schemas.openxmlformats.org/drawingml/2006/main" noChangeAspect="1"/>
-            </wp:cNvGraphicFramePr>
-            <a:graphic xmlns:a="http://schemas.openxmlformats.org/drawingml/2006/main">
-              <a:graphicData uri="http://schemas.openxmlformats.org/drawingml/2006/picture">
-                <pic:pic xmlns:pic="http://schemas.openxmlformats.org/drawingml/2006/picture">
-                  <pic:nvPicPr>
-                    <pic:cNvPr id="0" name="Picture 1676"/>
-                    <pic:cNvPicPr>
-                      <a:picLocks noChangeAspect="1" noChangeArrowheads="1"/>
-                    </pic:cNvPicPr>
-                  </pic:nvPicPr>
-                  <pic:blipFill>
-                    <a:blip r:embed="rId28">
-                      <a:extLst>
-                        <a:ext uri="{28A0092B-C50C-407E-A947-70E740481C1C}">
-                          <a14:useLocalDpi xmlns:a14="http://schemas.microsoft.com/office/drawing/2010/main" val="0"/>
-                        </a:ext>
-                      </a:extLst>
-                    </a:blip>
-                    <a:srcRect/>
-                    <a:stretch>
-                      <a:fillRect/>
-                    </a:stretch>
-                  </pic:blipFill>
-                  <pic:spPr bwMode="auto">
-                    <a:xfrm>
-                      <a:off x="0" y="0"/>
-                      <a:ext cx="2354580" cy="1333500"/>
-                    </a:xfrm>
-                    <a:prstGeom prst="rect">
-                      <a:avLst/>
-                    </a:prstGeom>
-                    <a:noFill/>
-                    <a:ln>
-                      <a:noFill/>
-                    </a:ln>
-                  </pic:spPr>
-                </pic:pic>
-              </a:graphicData>
-            </a:graphic>
-          </wp:inline>
-        </w:drawing>
-      </w:r>
-    </w:p>
-    <w:p>
-      <w:r>
-        <w:t>P07</w:t>
-      </w:r>
-    </w:p>
-    <w:p>
-      <w:r>
-        <w:drawing>
-          <wp:inline distT="0" distB="0" distL="0" distR="0" wp14:anchorId="3BAAF9F9" wp14:editId="41EC9731">
-            <wp:extent cx="2354580" cy="1333500"/>
-            <wp:effectExtent l="0" t="0" r="7620" b="0"/>
-            <wp:docPr id="531983606" name="Picture 463"/>
-            <wp:cNvGraphicFramePr>
-              <a:graphicFrameLocks xmlns:a="http://schemas.openxmlformats.org/drawingml/2006/main" noChangeAspect="1"/>
-            </wp:cNvGraphicFramePr>
-            <a:graphic xmlns:a="http://schemas.openxmlformats.org/drawingml/2006/main">
-              <a:graphicData uri="http://schemas.openxmlformats.org/drawingml/2006/picture">
-                <pic:pic xmlns:pic="http://schemas.openxmlformats.org/drawingml/2006/picture">
-                  <pic:nvPicPr>
-                    <pic:cNvPr id="0" name="Picture 1677"/>
-                    <pic:cNvPicPr>
-                      <a:picLocks noChangeAspect="1" noChangeArrowheads="1"/>
-                    </pic:cNvPicPr>
-                  </pic:nvPicPr>
-                  <pic:blipFill>
-                    <a:blip r:embed="rId29">
-                      <a:extLst>
-                        <a:ext uri="{28A0092B-C50C-407E-A947-70E740481C1C}">
-                          <a14:useLocalDpi xmlns:a14="http://schemas.microsoft.com/office/drawing/2010/main" val="0"/>
-                        </a:ext>
-                      </a:extLst>
-                    </a:blip>
-                    <a:srcRect/>
-                    <a:stretch>
-                      <a:fillRect/>
-                    </a:stretch>
-                  </pic:blipFill>
-                  <pic:spPr bwMode="auto">
-                    <a:xfrm>
-                      <a:off x="0" y="0"/>
-                      <a:ext cx="2354580" cy="1333500"/>
-                    </a:xfrm>
-                    <a:prstGeom prst="rect">
-                      <a:avLst/>
-                    </a:prstGeom>
-                    <a:noFill/>
-                    <a:ln>
-                      <a:noFill/>
-                    </a:ln>
-                  </pic:spPr>
-                </pic:pic>
-              </a:graphicData>
-            </a:graphic>
-          </wp:inline>
-        </w:drawing>
-      </w:r>
-    </w:p>
-    <w:p>
-      <w:r>
-        <w:t>P08</w:t>
-      </w:r>
-    </w:p>
-    <w:p/>
     <w:sectPr>
       <w:pgSz w:w="12240" w:h="15840"/>
       <w:pgMar w:top="1440" w:right="1440" w:bottom="1440" w:left="1440" w:header="720" w:footer="720" w:gutter="0"/>
@@ -2210,7 +855,7 @@
 </file>
 
 <file path=word/numbering.xml><?xml version="1.0" encoding="utf-8"?>
-<w:numbering xmlns:wpc="http://schemas.microsoft.com/office/word/2010/wordprocessingCanvas" xmlns:cx="http://schemas.microsoft.com/office/drawing/2014/chartex" xmlns:cx1="http://schemas.microsoft.com/office/drawing/2015/9/8/chartex" xmlns:cx2="http://schemas.microsoft.com/office/drawing/2015/10/21/chartex" xmlns:cx3="http://schemas.microsoft.com/office/drawing/2016/5/9/chartex" xmlns:cx4="http://schemas.microsoft.com/office/drawing/2016/5/10/chartex" xmlns:cx5="http://schemas.microsoft.com/office/drawing/2016/5/11/chartex" xmlns:cx6="http://schemas.microsoft.com/office/drawing/2016/5/12/chartex" xmlns:cx7="http://schemas.microsoft.com/office/drawing/2016/5/13/chartex" xmlns:cx8="http://schemas.microsoft.com/office/drawing/2016/5/14/chartex" xmlns:mc="http://schemas.openxmlformats.org/markup-compatibility/2006" xmlns:aink="http://schemas.microsoft.com/office/drawing/2016/ink" xmlns:am3d="http://schemas.microsoft.com/office/drawing/2017/model3d" xmlns:o="urn:schemas-microsoft-com:office:office" xmlns:oel="http://schemas.microsoft.com/office/2019/extlst" xmlns:r="http://schemas.openxmlformats.org/officeDocument/2006/relationships" xmlns:m="http://schemas.openxmlformats.org/officeDocument/2006/math" xmlns:v="urn:schemas-microsoft-com:vml" xmlns:wp14="http://schemas.microsoft.com/office/word/2010/wordprocessingDrawing" xmlns:wp="http://schemas.openxmlformats.org/drawingml/2006/wordprocessingDrawing" xmlns:w10="urn:schemas-microsoft-com:office:word" xmlns:w="http://schemas.openxmlformats.org/wordprocessingml/2006/main" xmlns:w14="http://schemas.microsoft.com/office/word/2010/wordml" xmlns:w15="http://schemas.microsoft.com/office/word/2012/wordml" xmlns:w16cex="http://schemas.microsoft.com/office/word/2018/wordml/cex" xmlns:w16cid="http://schemas.microsoft.com/office/word/2016/wordml/cid" xmlns:w16="http://schemas.microsoft.com/office/word/2018/wordml" xmlns:w16du="http://schemas.microsoft.com/office/word/2023/wordml/word16du" xmlns:w16sdtdh="http://schemas.microsoft.com/office/word/2020/wordml/sdtdatahash" xmlns:w16sdtfl="http://schemas.microsoft.com/office/word/2024/wordml/sdtformatlock" xmlns:w16se="http://schemas.microsoft.com/office/word/2015/wordml/symex" xmlns:wpg="http://schemas.microsoft.com/office/word/2010/wordprocessingGroup" xmlns:wpi="http://schemas.microsoft.com/office/word/2010/wordprocessingInk" xmlns:wne="http://schemas.microsoft.com/office/word/2006/wordml" xmlns:wps="http://schemas.microsoft.com/office/word/2010/wordprocessingShape" mc:Ignorable="w14 w15 w16se w16cid w16 w16cex w16sdtdh w16sdtfl w16du wp14">
+<w:numbering xmlns:wpc="http://schemas.microsoft.com/office/word/2010/wordprocessingCanvas" xmlns:cx="http://schemas.microsoft.com/office/drawing/2014/chartex" xmlns:cx1="http://schemas.microsoft.com/office/drawing/2015/9/8/chartex" xmlns:cx2="http://schemas.microsoft.com/office/drawing/2015/10/21/chartex" xmlns:cx3="http://schemas.microsoft.com/office/drawing/2016/5/9/chartex" xmlns:cx4="http://schemas.microsoft.com/office/drawing/2016/5/10/chartex" xmlns:cx5="http://schemas.microsoft.com/office/drawing/2016/5/11/chartex" xmlns:cx6="http://schemas.microsoft.com/office/drawing/2016/5/12/chartex" xmlns:cx7="http://schemas.microsoft.com/office/drawing/2016/5/13/chartex" xmlns:cx8="http://schemas.microsoft.com/office/drawing/2016/5/14/chartex" xmlns:mc="http://schemas.openxmlformats.org/markup-compatibility/2006" xmlns:aink="http://schemas.microsoft.com/office/drawing/2016/ink" xmlns:am3d="http://schemas.microsoft.com/office/drawing/2017/model3d" xmlns:o="urn:schemas-microsoft-com:office:office" xmlns:r="http://schemas.openxmlformats.org/officeDocument/2006/relationships" xmlns:m="http://schemas.openxmlformats.org/officeDocument/2006/math" xmlns:v="urn:schemas-microsoft-com:vml" xmlns:wp14="http://schemas.microsoft.com/office/word/2010/wordprocessingDrawing" xmlns:wp="http://schemas.openxmlformats.org/drawingml/2006/wordprocessingDrawing" xmlns:w10="urn:schemas-microsoft-com:office:word" xmlns:w="http://schemas.openxmlformats.org/wordprocessingml/2006/main" xmlns:w14="http://schemas.microsoft.com/office/word/2010/wordml" xmlns:w15="http://schemas.microsoft.com/office/word/2012/wordml" xmlns:w16cid="http://schemas.microsoft.com/office/word/2016/wordml/cid" xmlns:w16se="http://schemas.microsoft.com/office/word/2015/wordml/symex" xmlns:wpg="http://schemas.microsoft.com/office/word/2010/wordprocessingGroup" xmlns:wpi="http://schemas.microsoft.com/office/word/2010/wordprocessingInk" xmlns:wne="http://schemas.microsoft.com/office/word/2006/wordml" xmlns:wps="http://schemas.microsoft.com/office/word/2010/wordprocessingShape" mc:Ignorable="w14 w15 w16se w16cid wp14">
   <w:abstractNum w:abstractNumId="0" w15:restartNumberingAfterBreak="0">
     <w:nsid w:val="0C2B7951"/>
     <w:multiLevelType w:val="multilevel"/>
@@ -3701,41 +2346,41 @@
       </w:rPr>
     </w:lvl>
   </w:abstractNum>
-  <w:num w:numId="1" w16cid:durableId="1115369000">
+  <w:num w:numId="1">
     <w:abstractNumId w:val="4"/>
   </w:num>
-  <w:num w:numId="2" w16cid:durableId="980109635">
+  <w:num w:numId="2">
     <w:abstractNumId w:val="7"/>
   </w:num>
-  <w:num w:numId="3" w16cid:durableId="1387294498">
+  <w:num w:numId="3">
     <w:abstractNumId w:val="3"/>
   </w:num>
-  <w:num w:numId="4" w16cid:durableId="1068958809">
+  <w:num w:numId="4">
     <w:abstractNumId w:val="9"/>
   </w:num>
-  <w:num w:numId="5" w16cid:durableId="1935236192">
+  <w:num w:numId="5">
     <w:abstractNumId w:val="1"/>
   </w:num>
-  <w:num w:numId="6" w16cid:durableId="1782534333">
+  <w:num w:numId="6">
     <w:abstractNumId w:val="2"/>
   </w:num>
-  <w:num w:numId="7" w16cid:durableId="631787452">
+  <w:num w:numId="7">
     <w:abstractNumId w:val="8"/>
   </w:num>
-  <w:num w:numId="8" w16cid:durableId="1403139441">
+  <w:num w:numId="8">
     <w:abstractNumId w:val="0"/>
   </w:num>
-  <w:num w:numId="9" w16cid:durableId="1387875187">
+  <w:num w:numId="9">
     <w:abstractNumId w:val="5"/>
   </w:num>
-  <w:num w:numId="10" w16cid:durableId="1653177790">
+  <w:num w:numId="10">
     <w:abstractNumId w:val="6"/>
   </w:num>
 </w:numbering>
 </file>
 
 <file path=word/styles.xml><?xml version="1.0" encoding="utf-8"?>
-<w:styles xmlns:mc="http://schemas.openxmlformats.org/markup-compatibility/2006" xmlns:r="http://schemas.openxmlformats.org/officeDocument/2006/relationships" xmlns:w="http://schemas.openxmlformats.org/wordprocessingml/2006/main" xmlns:w14="http://schemas.microsoft.com/office/word/2010/wordml" xmlns:w15="http://schemas.microsoft.com/office/word/2012/wordml" xmlns:w16cex="http://schemas.microsoft.com/office/word/2018/wordml/cex" xmlns:w16cid="http://schemas.microsoft.com/office/word/2016/wordml/cid" xmlns:w16="http://schemas.microsoft.com/office/word/2018/wordml" xmlns:w16du="http://schemas.microsoft.com/office/word/2023/wordml/word16du" xmlns:w16sdtdh="http://schemas.microsoft.com/office/word/2020/wordml/sdtdatahash" xmlns:w16sdtfl="http://schemas.microsoft.com/office/word/2024/wordml/sdtformatlock" xmlns:w16se="http://schemas.microsoft.com/office/word/2015/wordml/symex" mc:Ignorable="w14 w15 w16se w16cid w16 w16cex w16sdtdh w16sdtfl w16du">
+<w:styles xmlns:mc="http://schemas.openxmlformats.org/markup-compatibility/2006" xmlns:r="http://schemas.openxmlformats.org/officeDocument/2006/relationships" xmlns:w="http://schemas.openxmlformats.org/wordprocessingml/2006/main" xmlns:w14="http://schemas.microsoft.com/office/word/2010/wordml" xmlns:w15="http://schemas.microsoft.com/office/word/2012/wordml" xmlns:w16cid="http://schemas.microsoft.com/office/word/2016/wordml/cid" xmlns:w16se="http://schemas.microsoft.com/office/word/2015/wordml/symex" mc:Ignorable="w14 w15 w16se w16cid">
   <w:docDefaults>
     <w:rPrDefault>
       <w:rPr>
@@ -3753,7 +2398,7 @@
       </w:pPr>
     </w:pPrDefault>
   </w:docDefaults>
-  <w:latentStyles w:defLockedState="0" w:defUIPriority="99" w:defSemiHidden="0" w:defUnhideWhenUsed="0" w:defQFormat="0" w:count="376">
+  <w:latentStyles w:defLockedState="0" w:defUIPriority="99" w:defSemiHidden="0" w:defUnhideWhenUsed="0" w:defQFormat="0" w:count="375">
     <w:lsdException w:name="Normal" w:uiPriority="0" w:qFormat="1"/>
     <w:lsdException w:name="heading 1" w:uiPriority="9" w:qFormat="1"/>
     <w:lsdException w:name="heading 2" w:semiHidden="1" w:uiPriority="9" w:unhideWhenUsed="1" w:qFormat="1"/>
@@ -4129,7 +2774,6 @@
     <w:lsdException w:name="Smart Hyperlink" w:semiHidden="1" w:unhideWhenUsed="1"/>
     <w:lsdException w:name="Hashtag" w:semiHidden="1" w:unhideWhenUsed="1"/>
     <w:lsdException w:name="Unresolved Mention" w:semiHidden="1" w:unhideWhenUsed="1"/>
-    <w:lsdException w:name="Smart Link" w:semiHidden="1" w:unhideWhenUsed="1"/>
   </w:latentStyles>
   <w:style w:type="paragraph" w:default="1" w:styleId="Normal">
     <w:name w:val="Normal"/>
@@ -4337,6 +2981,7 @@
   <w:style w:type="character" w:default="1" w:styleId="DefaultParagraphFont">
     <w:name w:val="Default Paragraph Font"/>
     <w:uiPriority w:val="1"/>
+    <w:semiHidden/>
     <w:unhideWhenUsed/>
   </w:style>
   <w:style w:type="table" w:default="1" w:styleId="TableNormal">
